--- a/Documents/БД.docx
+++ b/Documents/БД.docx
@@ -3671,28 +3671,17 @@
           <w:rFonts w:ascii="Courier New" w:eastAsia="Times New Roman" w:hAnsi="Courier New" w:cs="Courier New"/>
           <w:sz w:val="20"/>
           <w:szCs w:val="20"/>
-          <w:lang w:eastAsia="ru-RU"/>
-        </w:rPr>
-      </w:pPr>
-      <w:proofErr w:type="spellStart"/>
-      <w:r>
-        <w:rPr>
-          <w:rFonts w:ascii="Courier New" w:eastAsia="Times New Roman" w:hAnsi="Courier New" w:cs="Courier New"/>
-          <w:sz w:val="20"/>
-          <w:szCs w:val="20"/>
-          <w:lang w:eastAsia="ru-RU"/>
-        </w:rPr>
-        <w:t>class</w:t>
-      </w:r>
-      <w:proofErr w:type="spellEnd"/>
-      <w:r>
-        <w:rPr>
-          <w:rFonts w:ascii="Courier New" w:eastAsia="Times New Roman" w:hAnsi="Courier New" w:cs="Courier New"/>
-          <w:sz w:val="20"/>
-          <w:szCs w:val="20"/>
-          <w:lang w:eastAsia="ru-RU"/>
-        </w:rPr>
-        <w:t xml:space="preserve"> Group(</w:t>
+          <w:lang w:val="en-US" w:eastAsia="ru-RU"/>
+        </w:rPr>
+      </w:pPr>
+      <w:r>
+        <w:rPr>
+          <w:rFonts w:ascii="Courier New" w:eastAsia="Times New Roman" w:hAnsi="Courier New" w:cs="Courier New"/>
+          <w:sz w:val="20"/>
+          <w:szCs w:val="20"/>
+          <w:lang w:val="en-US" w:eastAsia="ru-RU"/>
+        </w:rPr>
+        <w:t>class Group(</w:t>
       </w:r>
       <w:proofErr w:type="spellStart"/>
       <w:proofErr w:type="gramStart"/>
@@ -3701,7 +3690,7 @@
           <w:rFonts w:ascii="Courier New" w:eastAsia="Times New Roman" w:hAnsi="Courier New" w:cs="Courier New"/>
           <w:sz w:val="20"/>
           <w:szCs w:val="20"/>
-          <w:lang w:eastAsia="ru-RU"/>
+          <w:lang w:val="en-US" w:eastAsia="ru-RU"/>
         </w:rPr>
         <w:t>models.Model</w:t>
       </w:r>
@@ -3712,7 +3701,7 @@
           <w:rFonts w:ascii="Courier New" w:eastAsia="Times New Roman" w:hAnsi="Courier New" w:cs="Courier New"/>
           <w:sz w:val="20"/>
           <w:szCs w:val="20"/>
-          <w:lang w:eastAsia="ru-RU"/>
+          <w:lang w:val="en-US" w:eastAsia="ru-RU"/>
         </w:rPr>
         <w:t>):</w:t>
       </w:r>
@@ -3750,7 +3739,7 @@
           <w:rFonts w:ascii="Courier New" w:eastAsia="Times New Roman" w:hAnsi="Courier New" w:cs="Courier New"/>
           <w:sz w:val="20"/>
           <w:szCs w:val="20"/>
-          <w:lang w:eastAsia="ru-RU"/>
+          <w:lang w:val="en-US" w:eastAsia="ru-RU"/>
         </w:rPr>
         <w:t xml:space="preserve">    </w:t>
       </w:r>
@@ -8519,7 +8508,27 @@
           <w:szCs w:val="20"/>
           <w:lang w:val="en-US" w:eastAsia="ru-RU"/>
         </w:rPr>
-        <w:t>related_name</w:t>
+        <w:t>rel</w:t>
+      </w:r>
+      <w:proofErr w:type="spellEnd"/>
+      <w:r>
+        <w:rPr>
+          <w:rFonts w:ascii="Courier New" w:eastAsia="Times New Roman" w:hAnsi="Courier New" w:cs="Courier New"/>
+          <w:sz w:val="20"/>
+          <w:szCs w:val="20"/>
+          <w:lang w:val="en-US" w:eastAsia="ru-RU"/>
+        </w:rPr>
+        <w:tab/>
+      </w:r>
+      <w:proofErr w:type="spellStart"/>
+      <w:r>
+        <w:rPr>
+          <w:rFonts w:ascii="Courier New" w:eastAsia="Times New Roman" w:hAnsi="Courier New" w:cs="Courier New"/>
+          <w:sz w:val="20"/>
+          <w:szCs w:val="20"/>
+          <w:lang w:val="en-US" w:eastAsia="ru-RU"/>
+        </w:rPr>
+        <w:t>ated_name</w:t>
       </w:r>
       <w:proofErr w:type="spellEnd"/>
       <w:r>
